--- a/manuscript/cover_letter_Soft_Matter.docx
+++ b/manuscript/cover_letter_Soft_Matter.docx
@@ -213,7 +213,7 @@
           <w:i w:val="0"/>
           <w:sz w:val="20"/>
         </w:rPr>
-        <w:t>4. Saltelli Sobol Global Sensitivity Analysis (SALib): With N_base = 512 (5120 physical model evaluations) and nested block convergence, showing that thermal slope beta, ionic strength I, and segment length N_eff form an overlapping thermodynamic cluster controlling phase coexistence, while area density a_s and extraction kinetics k_ext govern fibrillation arrest.</w:t>
+        <w:t>4. Saltelli Sobol Global Sensitivity Analysis (SALib): With N_base = 1024 (10240 physical model evaluations) and nested block convergence, showing that the apparent cloud point responds near-additively to all six active thermodynamic and interfacial parameters, while fibrillation arrest is governed almost entirely by area density a_s and extraction rate k_ext.</w:t>
       </w:r>
     </w:p>
     <w:p>

--- a/manuscript/cover_letter_Soft_Matter.docx
+++ b/manuscript/cover_letter_Soft_Matter.docx
@@ -269,7 +269,7 @@
           <w:i w:val="0"/>
           <w:sz w:val="20"/>
         </w:rPr>
-        <w:t>• Open Data &amp; Code: Fully open in GitHub (https://github.com/sircalch/llps-tau-2d-nanomaterials) with continuous integration. An immutable Zenodo DOI will be permanently minted from the v1.0.0 release.</w:t>
+        <w:t>• Open Data &amp; Code: Fully open in GitHub (https://github.com/sircalch/llps-tau-2d-nanomaterials) with continuous integration. The exact version is permanently archived on Zenodo (DOI: 10.5281/zenodo.22268507).</w:t>
       </w:r>
     </w:p>
     <w:p>

--- a/manuscript/cover_letter_Soft_Matter.docx
+++ b/manuscript/cover_letter_Soft_Matter.docx
@@ -283,7 +283,7 @@
           <w:i w:val="0"/>
           <w:sz w:val="20"/>
         </w:rPr>
-        <w:t>• Generative AI Disclosure: In accordance with RSC policy, generative AI tools (OpenAI Codex / Anthropic Claude / Google Gemini) were utilized for code review, unit test generation, and manuscript formatting. All models, calculations, and interpretations were independently formulated and verified by the authors.</w:t>
+        <w:t>• Generative AI Disclosure: In accordance with RSC policy, generative AI tools (large language models) were used to assist with code development, testing, and language editing. All models, analyses, results and interpretations were designed, verified and approved by the authors.</w:t>
       </w:r>
     </w:p>
     <w:p>
